--- a/en/wisdom-stories/those-who-give-love-receive-love.docx
+++ b/en/wisdom-stories/those-who-give-love-receive-love.docx
@@ -93,7 +93,7 @@
         <w:rPr>
           <w:lang/>
         </w:rPr>
-        <w:t>Li-Li returned home and began adding the mixture to her mother-in-law’s food. She cooked her favourite meals, asked how she was feeling, and listened instead of starting arguments.</w:t>
+        <w:t xml:space="preserve">Li-Li returned home and began adding the mixture to her mother-in-law’s food. She cooked her favorite meals, asked how she was feeling, and listened instead of starting arguments.</w:t>
       </w:r>
     </w:p>
     <w:p>
@@ -132,7 +132,7 @@
         <w:rPr>
           <w:lang/>
         </w:rPr>
-        <w:t>One day, Li-Li looked at her mother-in-law and realised she was afraid of losing her.</w:t>
+        <w:t xml:space="preserve">One day, Li-Li looked at her mother-in-law and realized she was afraid of losing her.</w:t>
       </w:r>
     </w:p>
     <w:p>
@@ -191,7 +191,7 @@
         <w:rPr>
           <w:lang/>
         </w:rPr>
-        <w:t>“What was poisoning your relationship was the resentment that had built up between you,” he continued. “By changing the way you treated her, you gave yourselves a chance to know and understand each other. At first, kindness was something you chose to practise. Then it became something you truly felt.”</w:t>
+        <w:t xml:space="preserve">“What was poisoning your relationship was the resentment that had built up between you,” he continued. “By changing the way you treated her, you gave yourselves a chance to know and understand each other. At first, kindness was something you chose to practice. Then it became something you truly felt.”</w:t>
       </w:r>
     </w:p>
     <w:p>
